--- a/dosyalar/sinavlar/10-sinif-secmeli/arapca-10-secmeli-1d1y.docx
+++ b/dosyalar/sinavlar/10-sinif-secmeli/arapca-10-secmeli-1d1y.docx
@@ -1289,7 +1289,7 @@
                 <w:rtl/>
                 <w:lang w:bidi="ar-SA"/>
               </w:rPr>
-              <w:t xml:space="preserve">يُحِبُّ</w:t>
+              <w:t xml:space="preserve">يُحِبُّ</w:t>
             </w:r>
           </w:p>
         </w:tc>
@@ -2005,7 +2005,7 @@
                 <w:rtl/>
                 <w:lang w:bidi="ar-SA"/>
               </w:rPr>
-              <w:t xml:space="preserve">أَتَوَضَّأُ   ·   يَلْبَسُ   ·   حَقيبَتَهُ   ·   تُجَهِّزُ   ·   مَلابِسَ</w:t>
+              <w:t xml:space="preserve">أَتَوَضَّأُ   ·   يَلْبَسُ   ·   حَقيبَتَهُ   ·   تُجَهِّزُ   ·   مَلابِسَ</w:t>
             </w:r>
           </w:p>
         </w:tc>
@@ -2028,7 +2028,7 @@
           <w:rtl/>
           <w:lang w:bidi="ar-SA"/>
         </w:rPr>
-        <w:t xml:space="preserve">1.   أَنا لا أُفَضِّلُ ..................... قَصيرة.</w:t>
+        <w:t xml:space="preserve">1.   أَنا لا أُفَضِّلُ ..................... قَصيرة.</w:t>
       </w:r>
     </w:p>
     <w:p>
@@ -2069,7 +2069,7 @@
           <w:rtl/>
           <w:lang w:bidi="ar-SA"/>
         </w:rPr>
-        <w:t xml:space="preserve">2.   أَنا ..................... لِلصَّلاة.</w:t>
+        <w:t xml:space="preserve">2.   أَنا ..................... لِلصَّلاة.</w:t>
       </w:r>
     </w:p>
     <w:p>
@@ -2110,7 +2110,7 @@
           <w:rtl/>
           <w:lang w:bidi="ar-SA"/>
         </w:rPr>
-        <w:t xml:space="preserve">3.   يُجَهِّزُ ..................... قَبْلَ النَّوْم.</w:t>
+        <w:t xml:space="preserve">3.   يُجَهِّزُ ..................... قَبْلَ النَّوْم.</w:t>
       </w:r>
     </w:p>
     <w:p>
@@ -2355,7 +2355,7 @@
           <w:rtl/>
           <w:lang w:bidi="ar-SA"/>
         </w:rPr>
-        <w:t xml:space="preserve">1.   تَرْجِعُ إِلى البَيْتِ بِالحافِلةِ كُلَّ مَساء.</w:t>
+        <w:t xml:space="preserve">1.   تَرْجِعُ إِلى البَيْتِ بِالحافِلةِ كُلَّ مَساء.</w:t>
       </w:r>
     </w:p>
     <w:p>
@@ -2394,7 +2394,7 @@
           <w:rtl/>
           <w:lang w:bidi="ar-SA"/>
         </w:rPr>
-        <w:t xml:space="preserve">2.   أُريدُ الزَّيْتونَ في الفُطور.</w:t>
+        <w:t xml:space="preserve">2.   أُريدُ الزَّيْتونَ في الفُطور.</w:t>
       </w:r>
     </w:p>
     <w:p>
@@ -2433,7 +2433,7 @@
           <w:rtl/>
           <w:lang w:bidi="ar-SA"/>
         </w:rPr>
-        <w:t xml:space="preserve">3.   الجَوُّ حارٌّ في الصَّيْف.</w:t>
+        <w:t xml:space="preserve">3.   الجَوُّ حارٌّ في الصَّيْف.</w:t>
       </w:r>
     </w:p>
     <w:p>
@@ -2771,7 +2771,7 @@
           <w:rtl/>
           <w:lang w:bidi="ar-SA"/>
         </w:rPr>
-        <w:t xml:space="preserve">3.   – وَأَنْتَ يا خالِد، أَتُفَضِّلُ الفَطيرةَ أَمِ الخُبْزَ؟</w:t>
+        <w:t xml:space="preserve">3.   – وَأَنْتَ يا خالِد، أَتُفَضِّلُ الفَطيرةَ أَمِ الخُبْزَ؟</w:t>
       </w:r>
     </w:p>
     <w:p>
@@ -3722,7 +3722,7 @@
                 <w:rtl/>
                 <w:lang w:bidi="ar-SA"/>
               </w:rPr>
-              <w:t xml:space="preserve">2.   أَتَوَضَّأُ</w:t>
+              <w:t xml:space="preserve">2.   أَتَوَضَّأُ</w:t>
             </w:r>
           </w:p>
           <w:p>
@@ -3782,7 +3782,7 @@
                 <w:rtl/>
                 <w:lang w:bidi="ar-SA"/>
               </w:rPr>
-              <w:t xml:space="preserve">5.   تُجَهِّزُ</w:t>
+              <w:t xml:space="preserve">5.   تُجَهِّزُ</w:t>
             </w:r>
           </w:p>
         </w:tc>
@@ -3967,7 +3967,7 @@
                 <w:rtl/>
                 <w:lang w:bidi="ar-SA"/>
               </w:rPr>
-              <w:t xml:space="preserve">2.   أَنا أُريدُ الزَّيْتونَ وَالشّايَ، لَوْ سَمَحْتِ.</w:t>
+              <w:t xml:space="preserve">2.   أَنا أُريدُ الزَّيْتونَ وَالشّايَ، لَوْ سَمَحْتِ.</w:t>
             </w:r>
           </w:p>
           <w:p>
@@ -3987,7 +3987,7 @@
                 <w:rtl/>
                 <w:lang w:bidi="ar-SA"/>
               </w:rPr>
-              <w:t xml:space="preserve">3.   أُفَضِّلُ الفَطيرةَ.</w:t>
+              <w:t xml:space="preserve">3.   أُفَضِّلُ الفَطيرةَ.</w:t>
             </w:r>
           </w:p>
         </w:tc>
